--- a/dev/checklists/safety/校本學校安全政策文件要求清單_DRAFT.docx
+++ b/dev/checklists/safety/校本學校安全政策文件要求清單_DRAFT.docx
@@ -241,7 +241,7 @@
             </w:tcMar>
           </w:tcPr>
           <w:p>
-            <w:hyperlink w:history="1" r:id="rId9ej5-4azjc3_ujlyr16hg">
+            <w:hyperlink w:history="1" r:id="rIdyffskxld0nimike0r0cwn">
               <w:r>
                 <w:rPr>
                   <w:rStyle w:val="Hyperlink"/>
@@ -327,7 +327,7 @@
             </w:tcMar>
           </w:tcPr>
           <w:p>
-            <w:hyperlink w:history="1" r:id="rIdsgh8e8buq_lv5phacy2gh">
+            <w:hyperlink w:history="1" r:id="rIdcez3tfbiucrewrhaacs9u">
               <w:r>
                 <w:rPr>
                   <w:rStyle w:val="Hyperlink"/>
@@ -413,7 +413,7 @@
             </w:tcMar>
           </w:tcPr>
           <w:p>
-            <w:hyperlink w:history="1" r:id="rIdj3o3mduiysrfu15sg3kqd">
+            <w:hyperlink w:history="1" r:id="rIdnoudlhd_csa4ha018svl0">
               <w:r>
                 <w:rPr>
                   <w:rStyle w:val="Hyperlink"/>
@@ -499,7 +499,7 @@
             </w:tcMar>
           </w:tcPr>
           <w:p>
-            <w:hyperlink w:history="1" r:id="rIdifwwkqikr1agjxsvy_oyy">
+            <w:hyperlink w:history="1" r:id="rIdczvbuciobr7gixxm0n-sj">
               <w:r>
                 <w:rPr>
                   <w:rStyle w:val="Hyperlink"/>
@@ -585,7 +585,7 @@
             </w:tcMar>
           </w:tcPr>
           <w:p>
-            <w:hyperlink w:history="1" r:id="rIdcqbos1xlus1hzg3wez_sj">
+            <w:hyperlink w:history="1" r:id="rIdkrirvsakk9hajpascsreo">
               <w:r>
                 <w:rPr>
                   <w:rStyle w:val="Hyperlink"/>
@@ -671,7 +671,7 @@
             </w:tcMar>
           </w:tcPr>
           <w:p>
-            <w:hyperlink w:history="1" r:id="rId5b0j_ooyhrx0a3h7ozj5-">
+            <w:hyperlink w:history="1" r:id="rIdk6qixdsrxqsbkhfkftvra">
               <w:r>
                 <w:rPr>
                   <w:rStyle w:val="Hyperlink"/>
@@ -757,7 +757,7 @@
             </w:tcMar>
           </w:tcPr>
           <w:p>
-            <w:hyperlink w:history="1" r:id="rIdn6oy9ietj8cy8yjkrzqho">
+            <w:hyperlink w:history="1" r:id="rId7g6w507nrbnrgho2hpvrj">
               <w:r>
                 <w:rPr>
                   <w:rStyle w:val="Hyperlink"/>
@@ -843,7 +843,7 @@
             </w:tcMar>
           </w:tcPr>
           <w:p>
-            <w:hyperlink w:history="1" r:id="rIdm9pot2eeey3ntescmvllo">
+            <w:hyperlink w:history="1" r:id="rIdak4u2obujpothmptxjuet">
               <w:r>
                 <w:rPr>
                   <w:rStyle w:val="Hyperlink"/>
@@ -929,7 +929,7 @@
             </w:tcMar>
           </w:tcPr>
           <w:p>
-            <w:hyperlink w:history="1" r:id="rIdet4ldgv2cffedqvoroauv">
+            <w:hyperlink w:history="1" r:id="rId21u-dwkxoivlkdkmugggv">
               <w:r>
                 <w:rPr>
                   <w:rStyle w:val="Hyperlink"/>
@@ -1015,7 +1015,7 @@
             </w:tcMar>
           </w:tcPr>
           <w:p>
-            <w:hyperlink w:history="1" r:id="rId1ibcbr0pdpte6po7ed9pf">
+            <w:hyperlink w:history="1" r:id="rIdvj1aqzz8ra2ofsv-ca_ot">
               <w:r>
                 <w:rPr>
                   <w:rStyle w:val="Hyperlink"/>
@@ -1101,7 +1101,7 @@
             </w:tcMar>
           </w:tcPr>
           <w:p>
-            <w:hyperlink w:history="1" r:id="rIdiffghig5724hzxpwcp7om">
+            <w:hyperlink w:history="1" r:id="rIdwfebhpjmbtowoxbcazt0d">
               <w:r>
                 <w:rPr>
                   <w:rStyle w:val="Hyperlink"/>
@@ -1187,7 +1187,7 @@
             </w:tcMar>
           </w:tcPr>
           <w:p>
-            <w:hyperlink w:history="1" r:id="rIdoxwri7rncl9uckiz9q-en">
+            <w:hyperlink w:history="1" r:id="rId7tndjg-lfimwqdpquu326">
               <w:r>
                 <w:rPr>
                   <w:rStyle w:val="Hyperlink"/>
@@ -1273,7 +1273,7 @@
             </w:tcMar>
           </w:tcPr>
           <w:p>
-            <w:hyperlink w:history="1" r:id="rIdztamjdtjy_o9llk8ned_n">
+            <w:hyperlink w:history="1" r:id="rId37ofnvhcapcnlrxgilelo">
               <w:r>
                 <w:rPr>
                   <w:rStyle w:val="Hyperlink"/>
@@ -2489,7 +2489,7 @@
         </w:rPr>
         <w:t xml:space="preserve">出處：</w:t>
       </w:r>
-      <w:hyperlink w:history="1" r:id="rIdwvkbxjmbkncljjdapk3qv">
+      <w:hyperlink w:history="1" r:id="rIdmd3-ym27kabkprfrgkudd">
         <w:r>
           <w:rPr>
             <w:rStyle w:val="Hyperlink"/>
@@ -2565,7 +2565,7 @@
         </w:rPr>
         <w:t xml:space="preserve">出處：</w:t>
       </w:r>
-      <w:hyperlink w:history="1" r:id="rIdvqke_zi_fwt5tv1x7mfnt">
+      <w:hyperlink w:history="1" r:id="rIdjpiftk2bbevobvhyyinay">
         <w:r>
           <w:rPr>
             <w:rStyle w:val="Hyperlink"/>
@@ -2641,7 +2641,7 @@
         </w:rPr>
         <w:t xml:space="preserve">出處：</w:t>
       </w:r>
-      <w:hyperlink w:history="1" r:id="rIdervaza7koiwrr7t5bvzi4">
+      <w:hyperlink w:history="1" r:id="rIdrytw25oy5ht6r9vnc2_85">
         <w:r>
           <w:rPr>
             <w:rStyle w:val="Hyperlink"/>
@@ -2717,7 +2717,7 @@
         </w:rPr>
         <w:t xml:space="preserve">出處：</w:t>
       </w:r>
-      <w:hyperlink w:history="1" r:id="rId7hcr5js-ecujfh-yqs4ag">
+      <w:hyperlink w:history="1" r:id="rIdnuh05zoayfyqwdjggu9km">
         <w:r>
           <w:rPr>
             <w:rStyle w:val="Hyperlink"/>
@@ -2793,7 +2793,7 @@
         </w:rPr>
         <w:t xml:space="preserve">出處：</w:t>
       </w:r>
-      <w:hyperlink w:history="1" r:id="rIdtymiqgb_-xjcvzmttpvzr">
+      <w:hyperlink w:history="1" r:id="rIdj1s3ixvlqog0gplryclnw">
         <w:r>
           <w:rPr>
             <w:rStyle w:val="Hyperlink"/>
@@ -2869,7 +2869,7 @@
         </w:rPr>
         <w:t xml:space="preserve">出處：</w:t>
       </w:r>
-      <w:hyperlink w:history="1" r:id="rIdeivocakfwupz9hh-rywd7">
+      <w:hyperlink w:history="1" r:id="rId4q8xjktkn1r_gchacja00">
         <w:r>
           <w:rPr>
             <w:rStyle w:val="Hyperlink"/>
@@ -2945,7 +2945,7 @@
         </w:rPr>
         <w:t xml:space="preserve">出處：</w:t>
       </w:r>
-      <w:hyperlink w:history="1" r:id="rId4onmxuet2vyatja8xpbc2">
+      <w:hyperlink w:history="1" r:id="rId0saadupatfh0fpbwg1b3x">
         <w:r>
           <w:rPr>
             <w:rStyle w:val="Hyperlink"/>
@@ -3021,7 +3021,7 @@
         </w:rPr>
         <w:t xml:space="preserve">出處：</w:t>
       </w:r>
-      <w:hyperlink w:history="1" r:id="rIdqaufaevdiq3iryryfr2lj">
+      <w:hyperlink w:history="1" r:id="rIdp4zvo60_jse5ylqzuekkj">
         <w:r>
           <w:rPr>
             <w:rStyle w:val="Hyperlink"/>
@@ -3097,7 +3097,7 @@
         </w:rPr>
         <w:t xml:space="preserve">出處：</w:t>
       </w:r>
-      <w:hyperlink w:history="1" r:id="rIdlhgbrmoayb1bcgxkvpwrb">
+      <w:hyperlink w:history="1" r:id="rId-ybhkln4wsn0y-0sy0ifn">
         <w:r>
           <w:rPr>
             <w:rStyle w:val="Hyperlink"/>
@@ -3173,7 +3173,7 @@
         </w:rPr>
         <w:t xml:space="preserve">出處：</w:t>
       </w:r>
-      <w:hyperlink w:history="1" r:id="rIdj9lhcmqsvyep_8tqg-esg">
+      <w:hyperlink w:history="1" r:id="rIdxde0inogdjhwc_fpyxvry">
         <w:r>
           <w:rPr>
             <w:rStyle w:val="Hyperlink"/>
@@ -3249,7 +3249,7 @@
         </w:rPr>
         <w:t xml:space="preserve">出處：</w:t>
       </w:r>
-      <w:hyperlink w:history="1" r:id="rIdiizao7wwkzdzj1vbstdfn">
+      <w:hyperlink w:history="1" r:id="rId0qv1xfrudhzeozjnh0snk">
         <w:r>
           <w:rPr>
             <w:rStyle w:val="Hyperlink"/>
@@ -3325,7 +3325,7 @@
         </w:rPr>
         <w:t xml:space="preserve">出處：</w:t>
       </w:r>
-      <w:hyperlink w:history="1" r:id="rIdpyrylmdsbupzocli5y7rw">
+      <w:hyperlink w:history="1" r:id="rIdglvrehgqs8wnk1hrpwcex">
         <w:r>
           <w:rPr>
             <w:rStyle w:val="Hyperlink"/>
@@ -3401,7 +3401,7 @@
         </w:rPr>
         <w:t xml:space="preserve">出處：</w:t>
       </w:r>
-      <w:hyperlink w:history="1" r:id="rIdddcbepz8-ogyumey3_yll">
+      <w:hyperlink w:history="1" r:id="rIdu3ggakx2sxcfj44gqhbon">
         <w:r>
           <w:rPr>
             <w:rStyle w:val="Hyperlink"/>
@@ -3477,7 +3477,7 @@
         </w:rPr>
         <w:t xml:space="preserve">出處：</w:t>
       </w:r>
-      <w:hyperlink w:history="1" r:id="rIdbpiu1qxoqzmtswx9enze4">
+      <w:hyperlink w:history="1" r:id="rIddb6qq03bh6pme7a0ov792">
         <w:r>
           <w:rPr>
             <w:rStyle w:val="Hyperlink"/>
@@ -3553,7 +3553,7 @@
         </w:rPr>
         <w:t xml:space="preserve">出處：</w:t>
       </w:r>
-      <w:hyperlink w:history="1" r:id="rId0t7cfizimou_dsp3t43uq">
+      <w:hyperlink w:history="1" r:id="rIdljxdliazymhukih15c-df">
         <w:r>
           <w:rPr>
             <w:rStyle w:val="Hyperlink"/>
@@ -3629,7 +3629,7 @@
         </w:rPr>
         <w:t xml:space="preserve">出處：</w:t>
       </w:r>
-      <w:hyperlink w:history="1" r:id="rIdosajccihxutl33x2seldx">
+      <w:hyperlink w:history="1" r:id="rIdb6ofprvzvcmrvvhc4cllr">
         <w:r>
           <w:rPr>
             <w:rStyle w:val="Hyperlink"/>
@@ -3705,7 +3705,7 @@
         </w:rPr>
         <w:t xml:space="preserve">出處：</w:t>
       </w:r>
-      <w:hyperlink w:history="1" r:id="rIdxr3avvml_pyxp30irfooi">
+      <w:hyperlink w:history="1" r:id="rIdrtvkqa7rp-im7u_ijn-c8">
         <w:r>
           <w:rPr>
             <w:rStyle w:val="Hyperlink"/>
@@ -3781,7 +3781,7 @@
         </w:rPr>
         <w:t xml:space="preserve">出處：</w:t>
       </w:r>
-      <w:hyperlink w:history="1" r:id="rIdg60kxyjyfhpingornfcsy">
+      <w:hyperlink w:history="1" r:id="rIdocpae1iimbyhf6m24xlb8">
         <w:r>
           <w:rPr>
             <w:rStyle w:val="Hyperlink"/>
@@ -3857,7 +3857,7 @@
         </w:rPr>
         <w:t xml:space="preserve">出處：</w:t>
       </w:r>
-      <w:hyperlink w:history="1" r:id="rIdfq239rcvmvfm7aefdkydn">
+      <w:hyperlink w:history="1" r:id="rIdz-y3svaowswry5zqaoomn">
         <w:r>
           <w:rPr>
             <w:rStyle w:val="Hyperlink"/>
@@ -3933,7 +3933,7 @@
         </w:rPr>
         <w:t xml:space="preserve">出處：</w:t>
       </w:r>
-      <w:hyperlink w:history="1" r:id="rIdghqxgpkf3zr5zpwsbzudu">
+      <w:hyperlink w:history="1" r:id="rIdh_ujifn0ett5qh_eiuw_y">
         <w:r>
           <w:rPr>
             <w:rStyle w:val="Hyperlink"/>
@@ -4009,7 +4009,7 @@
         </w:rPr>
         <w:t xml:space="preserve">出處：</w:t>
       </w:r>
-      <w:hyperlink w:history="1" r:id="rIdbdmo0ojexou0xbr0hwwsx">
+      <w:hyperlink w:history="1" r:id="rIdvi3oi27gkefjgxg6jg_nz">
         <w:r>
           <w:rPr>
             <w:rStyle w:val="Hyperlink"/>
@@ -4101,7 +4101,7 @@
         </w:rPr>
         <w:t xml:space="preserve">出處：</w:t>
       </w:r>
-      <w:hyperlink w:history="1" r:id="rId9b2o1thjkijbd0aeazllg">
+      <w:hyperlink w:history="1" r:id="rIdyi7x1bi_gbhfweu_tg7e0">
         <w:r>
           <w:rPr>
             <w:rStyle w:val="Hyperlink"/>
@@ -4177,7 +4177,7 @@
         </w:rPr>
         <w:t xml:space="preserve">出處：</w:t>
       </w:r>
-      <w:hyperlink w:history="1" r:id="rId0x92vqbjyircos8diot4h">
+      <w:hyperlink w:history="1" r:id="rId3pkxecvqzq8sjgrbc_tn2">
         <w:r>
           <w:rPr>
             <w:rStyle w:val="Hyperlink"/>
@@ -4253,7 +4253,7 @@
         </w:rPr>
         <w:t xml:space="preserve">出處：</w:t>
       </w:r>
-      <w:hyperlink w:history="1" r:id="rIdjkvrj2pfgcauxlcpbkqds">
+      <w:hyperlink w:history="1" r:id="rId9r-owadyqc-f3bwg4naug">
         <w:r>
           <w:rPr>
             <w:rStyle w:val="Hyperlink"/>
@@ -4329,7 +4329,7 @@
         </w:rPr>
         <w:t xml:space="preserve">出處：</w:t>
       </w:r>
-      <w:hyperlink w:history="1" r:id="rIdta5qhqyltilwq4chi1pl9">
+      <w:hyperlink w:history="1" r:id="rId8n2fcyihugidcvyeixzvx">
         <w:r>
           <w:rPr>
             <w:rStyle w:val="Hyperlink"/>
@@ -4405,7 +4405,7 @@
         </w:rPr>
         <w:t xml:space="preserve">出處：</w:t>
       </w:r>
-      <w:hyperlink w:history="1" r:id="rIdc4ykojyh7zsmjm61q5rd9">
+      <w:hyperlink w:history="1" r:id="rId--gsqf2tj-weoounq_ii0">
         <w:r>
           <w:rPr>
             <w:rStyle w:val="Hyperlink"/>
@@ -4481,7 +4481,7 @@
         </w:rPr>
         <w:t xml:space="preserve">出處：</w:t>
       </w:r>
-      <w:hyperlink w:history="1" r:id="rIdqsjbvarqw6-h-uyusn8az">
+      <w:hyperlink w:history="1" r:id="rIdr4fqytff-wvq0nas5lwv2">
         <w:r>
           <w:rPr>
             <w:rStyle w:val="Hyperlink"/>
@@ -4557,7 +4557,7 @@
         </w:rPr>
         <w:t xml:space="preserve">出處：</w:t>
       </w:r>
-      <w:hyperlink w:history="1" r:id="rId9ys_m-dekcusskwqy1izn">
+      <w:hyperlink w:history="1" r:id="rIdkrhidw9aknyu9ahq2n5vo">
         <w:r>
           <w:rPr>
             <w:rStyle w:val="Hyperlink"/>
@@ -4633,7 +4633,7 @@
         </w:rPr>
         <w:t xml:space="preserve">出處：</w:t>
       </w:r>
-      <w:hyperlink w:history="1" r:id="rId_vsclcgk88j0tx3uxfkb8">
+      <w:hyperlink w:history="1" r:id="rIdt_aysck1ha7qhd5sdyafb">
         <w:r>
           <w:rPr>
             <w:rStyle w:val="Hyperlink"/>
@@ -4709,7 +4709,7 @@
         </w:rPr>
         <w:t xml:space="preserve">出處：</w:t>
       </w:r>
-      <w:hyperlink w:history="1" r:id="rIdwqtkzulquewggfh3wl8ju">
+      <w:hyperlink w:history="1" r:id="rIdtbdkfzyfi7jrgkeaqr0p4">
         <w:r>
           <w:rPr>
             <w:rStyle w:val="Hyperlink"/>
@@ -4785,7 +4785,7 @@
         </w:rPr>
         <w:t xml:space="preserve">出處：</w:t>
       </w:r>
-      <w:hyperlink w:history="1" r:id="rIdz7virff7qqh_k83eczy8v">
+      <w:hyperlink w:history="1" r:id="rIdn3uzkkvyl9wm0rlcztuhx">
         <w:r>
           <w:rPr>
             <w:rStyle w:val="Hyperlink"/>
@@ -4861,7 +4861,7 @@
         </w:rPr>
         <w:t xml:space="preserve">出處：</w:t>
       </w:r>
-      <w:hyperlink w:history="1" r:id="rIdimcen_nh9oj9tq6etoqws">
+      <w:hyperlink w:history="1" r:id="rId0iexm7kf8fmlcf3_jiko1">
         <w:r>
           <w:rPr>
             <w:rStyle w:val="Hyperlink"/>
@@ -4937,7 +4937,7 @@
         </w:rPr>
         <w:t xml:space="preserve">出處：</w:t>
       </w:r>
-      <w:hyperlink w:history="1" r:id="rId3ittyicy0jmmkbmna6y5o">
+      <w:hyperlink w:history="1" r:id="rIdwj-e_6430_vo0popgwiez">
         <w:r>
           <w:rPr>
             <w:rStyle w:val="Hyperlink"/>
@@ -5013,7 +5013,7 @@
         </w:rPr>
         <w:t xml:space="preserve">出處：</w:t>
       </w:r>
-      <w:hyperlink w:history="1" r:id="rIdudz3jelglbovds5m4xblo">
+      <w:hyperlink w:history="1" r:id="rIdv5fkjegq5_vt37qxtl1ui">
         <w:r>
           <w:rPr>
             <w:rStyle w:val="Hyperlink"/>
@@ -5089,7 +5089,7 @@
         </w:rPr>
         <w:t xml:space="preserve">出處：</w:t>
       </w:r>
-      <w:hyperlink w:history="1" r:id="rId7j6zk7awa8ihf9-ohzruk">
+      <w:hyperlink w:history="1" r:id="rIdbla1i3zteeqsaragxfn5e">
         <w:r>
           <w:rPr>
             <w:rStyle w:val="Hyperlink"/>
@@ -5165,7 +5165,7 @@
         </w:rPr>
         <w:t xml:space="preserve">出處：</w:t>
       </w:r>
-      <w:hyperlink w:history="1" r:id="rIdppsu6xw5gplqih92vd3jt">
+      <w:hyperlink w:history="1" r:id="rIdwiqjdtbmnvjq2v6vmht5c">
         <w:r>
           <w:rPr>
             <w:rStyle w:val="Hyperlink"/>
@@ -5241,7 +5241,7 @@
         </w:rPr>
         <w:t xml:space="preserve">出處：</w:t>
       </w:r>
-      <w:hyperlink w:history="1" r:id="rIdnvowisqsqlu_af-p2dbu5">
+      <w:hyperlink w:history="1" r:id="rIdw-2f7arb2bhlcwarxljfp">
         <w:r>
           <w:rPr>
             <w:rStyle w:val="Hyperlink"/>
@@ -5317,7 +5317,7 @@
         </w:rPr>
         <w:t xml:space="preserve">出處：</w:t>
       </w:r>
-      <w:hyperlink w:history="1" r:id="rId9icacxzyyt4m-vkeynmhw">
+      <w:hyperlink w:history="1" r:id="rIdumewl_kxp6m5wzqwccwo-">
         <w:r>
           <w:rPr>
             <w:rStyle w:val="Hyperlink"/>
@@ -5409,7 +5409,7 @@
         </w:rPr>
         <w:t xml:space="preserve">出處：</w:t>
       </w:r>
-      <w:hyperlink w:history="1" r:id="rIdy5brjknk440o7z99p8opc">
+      <w:hyperlink w:history="1" r:id="rIdscwikascria843j64xg07">
         <w:r>
           <w:rPr>
             <w:rStyle w:val="Hyperlink"/>
@@ -5485,7 +5485,7 @@
         </w:rPr>
         <w:t xml:space="preserve">出處：</w:t>
       </w:r>
-      <w:hyperlink w:history="1" r:id="rIdn6mnjm3cj11uakxwws_-m">
+      <w:hyperlink w:history="1" r:id="rIdm463ldvsvrtvyufwszoop">
         <w:r>
           <w:rPr>
             <w:rStyle w:val="Hyperlink"/>
@@ -5561,7 +5561,7 @@
         </w:rPr>
         <w:t xml:space="preserve">出處：</w:t>
       </w:r>
-      <w:hyperlink w:history="1" r:id="rIdhiys5nab0lga-xod4cg8c">
+      <w:hyperlink w:history="1" r:id="rIdmyzfm0sa_rpjuwid8vkfi">
         <w:r>
           <w:rPr>
             <w:rStyle w:val="Hyperlink"/>
@@ -5637,7 +5637,7 @@
         </w:rPr>
         <w:t xml:space="preserve">出處：</w:t>
       </w:r>
-      <w:hyperlink w:history="1" r:id="rId6rbrbuun0gimv6rwrcl64">
+      <w:hyperlink w:history="1" r:id="rIdmavyzw2pkfilcweu8e2dn">
         <w:r>
           <w:rPr>
             <w:rStyle w:val="Hyperlink"/>
@@ -5713,7 +5713,7 @@
         </w:rPr>
         <w:t xml:space="preserve">出處：</w:t>
       </w:r>
-      <w:hyperlink w:history="1" r:id="rIdqe04abu3xt-m6mw1yviyi">
+      <w:hyperlink w:history="1" r:id="rIdjj5gzdhz4p_rs87grlo19">
         <w:r>
           <w:rPr>
             <w:rStyle w:val="Hyperlink"/>
@@ -5789,7 +5789,7 @@
         </w:rPr>
         <w:t xml:space="preserve">出處：</w:t>
       </w:r>
-      <w:hyperlink w:history="1" r:id="rIduu3hnxp1jkccv30giznjx">
+      <w:hyperlink w:history="1" r:id="rIdxjuzx6sh4zv1uwvlolsen">
         <w:r>
           <w:rPr>
             <w:rStyle w:val="Hyperlink"/>
@@ -5865,7 +5865,7 @@
         </w:rPr>
         <w:t xml:space="preserve">出處：</w:t>
       </w:r>
-      <w:hyperlink w:history="1" r:id="rIdixxlgjz0nknineq8ldqez">
+      <w:hyperlink w:history="1" r:id="rIdjpig3qbgdgl_uh3nbdqib">
         <w:r>
           <w:rPr>
             <w:rStyle w:val="Hyperlink"/>
@@ -5941,7 +5941,7 @@
         </w:rPr>
         <w:t xml:space="preserve">出處：</w:t>
       </w:r>
-      <w:hyperlink w:history="1" r:id="rId--qtg9cvajjnxxnaoqqyq">
+      <w:hyperlink w:history="1" r:id="rIdd7xmnf4fbd_4tupfygjys">
         <w:r>
           <w:rPr>
             <w:rStyle w:val="Hyperlink"/>
@@ -6017,7 +6017,7 @@
         </w:rPr>
         <w:t xml:space="preserve">出處：</w:t>
       </w:r>
-      <w:hyperlink w:history="1" r:id="rId3aknfu12bs6p4pfwnclzs">
+      <w:hyperlink w:history="1" r:id="rIdkzj4llkpck0oswmbyculj">
         <w:r>
           <w:rPr>
             <w:rStyle w:val="Hyperlink"/>
@@ -6093,7 +6093,7 @@
         </w:rPr>
         <w:t xml:space="preserve">出處：</w:t>
       </w:r>
-      <w:hyperlink w:history="1" r:id="rIdxfzyihocaw9dtgmfghsrp">
+      <w:hyperlink w:history="1" r:id="rIdjhm3kzubch2izheh2k0wl">
         <w:r>
           <w:rPr>
             <w:rStyle w:val="Hyperlink"/>
@@ -6169,7 +6169,7 @@
         </w:rPr>
         <w:t xml:space="preserve">出處：</w:t>
       </w:r>
-      <w:hyperlink w:history="1" r:id="rIdigspeegpcnl_vo_hkm1fj">
+      <w:hyperlink w:history="1" r:id="rIdyo1leuocttzbt_urgxxoy">
         <w:r>
           <w:rPr>
             <w:rStyle w:val="Hyperlink"/>
@@ -6245,7 +6245,7 @@
         </w:rPr>
         <w:t xml:space="preserve">出處：</w:t>
       </w:r>
-      <w:hyperlink w:history="1" r:id="rIdljkxvuc21izh8gpjnso9c">
+      <w:hyperlink w:history="1" r:id="rIddbttvujjffcspv9_ghj2g">
         <w:r>
           <w:rPr>
             <w:rStyle w:val="Hyperlink"/>
@@ -6321,7 +6321,7 @@
         </w:rPr>
         <w:t xml:space="preserve">出處：</w:t>
       </w:r>
-      <w:hyperlink w:history="1" r:id="rId-vxgbxvchklmrw_999fsa">
+      <w:hyperlink w:history="1" r:id="rIdgymcwolii7js9h5tfgwtw">
         <w:r>
           <w:rPr>
             <w:rStyle w:val="Hyperlink"/>
@@ -6397,7 +6397,7 @@
         </w:rPr>
         <w:t xml:space="preserve">出處：</w:t>
       </w:r>
-      <w:hyperlink w:history="1" r:id="rIdoyfds_1_dqxnooseuzw9z">
+      <w:hyperlink w:history="1" r:id="rId0sjdfne2huubwbdnk1ssy">
         <w:r>
           <w:rPr>
             <w:rStyle w:val="Hyperlink"/>
@@ -6473,7 +6473,7 @@
         </w:rPr>
         <w:t xml:space="preserve">出處：</w:t>
       </w:r>
-      <w:hyperlink w:history="1" r:id="rIddjzhab8f2talsfm-ob_5z">
+      <w:hyperlink w:history="1" r:id="rIdu5bcmxzwzsi6-b94ou3et">
         <w:r>
           <w:rPr>
             <w:rStyle w:val="Hyperlink"/>
@@ -6565,7 +6565,7 @@
         </w:rPr>
         <w:t xml:space="preserve">出處：</w:t>
       </w:r>
-      <w:hyperlink w:history="1" r:id="rIdisnxmo1rbmsukzqj6gjym">
+      <w:hyperlink w:history="1" r:id="rIdzwyvkxqtlunrx72yf2wcu">
         <w:r>
           <w:rPr>
             <w:rStyle w:val="Hyperlink"/>
@@ -6641,7 +6641,7 @@
         </w:rPr>
         <w:t xml:space="preserve">出處：</w:t>
       </w:r>
-      <w:hyperlink w:history="1" r:id="rId6u6tx1gql5ag13qramosy">
+      <w:hyperlink w:history="1" r:id="rIdtv2ga0btxh4cnsf0gr48i">
         <w:r>
           <w:rPr>
             <w:rStyle w:val="Hyperlink"/>
@@ -6717,7 +6717,7 @@
         </w:rPr>
         <w:t xml:space="preserve">出處：</w:t>
       </w:r>
-      <w:hyperlink w:history="1" r:id="rIdwozfwghlkp5jgbqanuclt">
+      <w:hyperlink w:history="1" r:id="rIdonzkkaoa_tgmhzc1mzfpf">
         <w:r>
           <w:rPr>
             <w:rStyle w:val="Hyperlink"/>
@@ -6793,7 +6793,7 @@
         </w:rPr>
         <w:t xml:space="preserve">出處：</w:t>
       </w:r>
-      <w:hyperlink w:history="1" r:id="rIdkwzaehiokcj6gttsqczif">
+      <w:hyperlink w:history="1" r:id="rId4lw7q576k6pdme5iturjm">
         <w:r>
           <w:rPr>
             <w:rStyle w:val="Hyperlink"/>
@@ -6869,7 +6869,7 @@
         </w:rPr>
         <w:t xml:space="preserve">出處：</w:t>
       </w:r>
-      <w:hyperlink w:history="1" r:id="rIdnptgqnutpfmdmxiwwcum2">
+      <w:hyperlink w:history="1" r:id="rIdveuwzkqls0va6ilqdl3hl">
         <w:r>
           <w:rPr>
             <w:rStyle w:val="Hyperlink"/>
@@ -6945,7 +6945,7 @@
         </w:rPr>
         <w:t xml:space="preserve">出處：</w:t>
       </w:r>
-      <w:hyperlink w:history="1" r:id="rIdzb_9cbqtqdlknaxyg_yzp">
+      <w:hyperlink w:history="1" r:id="rIdcve8uf1kuewjnqmlekrnk">
         <w:r>
           <w:rPr>
             <w:rStyle w:val="Hyperlink"/>
@@ -7021,7 +7021,7 @@
         </w:rPr>
         <w:t xml:space="preserve">出處：</w:t>
       </w:r>
-      <w:hyperlink w:history="1" r:id="rId_jyqekcttsv8wlzea9j9c">
+      <w:hyperlink w:history="1" r:id="rIdzhssz79jtidxzdn7u57rx">
         <w:r>
           <w:rPr>
             <w:rStyle w:val="Hyperlink"/>
@@ -7097,7 +7097,7 @@
         </w:rPr>
         <w:t xml:space="preserve">出處：</w:t>
       </w:r>
-      <w:hyperlink w:history="1" r:id="rIdvs9bfh3y2ttlvbom_tne9">
+      <w:hyperlink w:history="1" r:id="rId7b0az0h-9liv7vtav6grt">
         <w:r>
           <w:rPr>
             <w:rStyle w:val="Hyperlink"/>
@@ -7173,7 +7173,7 @@
         </w:rPr>
         <w:t xml:space="preserve">出處：</w:t>
       </w:r>
-      <w:hyperlink w:history="1" r:id="rId2asmalrlbp_biu3lruzs3">
+      <w:hyperlink w:history="1" r:id="rId0hdo6vwcpc9gavqqamm_x">
         <w:r>
           <w:rPr>
             <w:rStyle w:val="Hyperlink"/>
@@ -7249,7 +7249,7 @@
         </w:rPr>
         <w:t xml:space="preserve">出處：</w:t>
       </w:r>
-      <w:hyperlink w:history="1" r:id="rIdmecsasezpj2wdpupzzpja">
+      <w:hyperlink w:history="1" r:id="rIdfvhamckszn_odonk3viwx">
         <w:r>
           <w:rPr>
             <w:rStyle w:val="Hyperlink"/>
@@ -7325,7 +7325,7 @@
         </w:rPr>
         <w:t xml:space="preserve">出處：</w:t>
       </w:r>
-      <w:hyperlink w:history="1" r:id="rIdgbqrz6nonsspacwn1cmin">
+      <w:hyperlink w:history="1" r:id="rIdpuo4w24dcb7xxovqhehu9">
         <w:r>
           <w:rPr>
             <w:rStyle w:val="Hyperlink"/>
@@ -7401,7 +7401,7 @@
         </w:rPr>
         <w:t xml:space="preserve">出處：</w:t>
       </w:r>
-      <w:hyperlink w:history="1" r:id="rIda-rdlcwqd-2r_vvqqzow3">
+      <w:hyperlink w:history="1" r:id="rIdl1h8einzi1fbgsbzlsron">
         <w:r>
           <w:rPr>
             <w:rStyle w:val="Hyperlink"/>
@@ -7477,7 +7477,7 @@
         </w:rPr>
         <w:t xml:space="preserve">出處：</w:t>
       </w:r>
-      <w:hyperlink w:history="1" r:id="rId278panorgv4fzcpxtzj3p">
+      <w:hyperlink w:history="1" r:id="rIduvag5iqkwk9fg9u8ku_-t">
         <w:r>
           <w:rPr>
             <w:rStyle w:val="Hyperlink"/>
@@ -7553,7 +7553,7 @@
         </w:rPr>
         <w:t xml:space="preserve">出處：</w:t>
       </w:r>
-      <w:hyperlink w:history="1" r:id="rIddumggdfhulo7mojab4ypg">
+      <w:hyperlink w:history="1" r:id="rIdi6ub6ovggppwikmzr1t-a">
         <w:r>
           <w:rPr>
             <w:rStyle w:val="Hyperlink"/>
@@ -7629,7 +7629,7 @@
         </w:rPr>
         <w:t xml:space="preserve">出處：</w:t>
       </w:r>
-      <w:hyperlink w:history="1" r:id="rId9kykkcrfl8oshyggzuzrz">
+      <w:hyperlink w:history="1" r:id="rIdlmhdc_b9v3cz2o9sropsj">
         <w:r>
           <w:rPr>
             <w:rStyle w:val="Hyperlink"/>
@@ -7705,7 +7705,7 @@
         </w:rPr>
         <w:t xml:space="preserve">出處：</w:t>
       </w:r>
-      <w:hyperlink w:history="1" r:id="rIdv-vxt9e9cpslbut9ijqas">
+      <w:hyperlink w:history="1" r:id="rIdnpbtulxvqhdjocitfwijo">
         <w:r>
           <w:rPr>
             <w:rStyle w:val="Hyperlink"/>
@@ -7781,7 +7781,7 @@
         </w:rPr>
         <w:t xml:space="preserve">出處：</w:t>
       </w:r>
-      <w:hyperlink w:history="1" r:id="rIdeyempsyrhdjjpco1i1yvb">
+      <w:hyperlink w:history="1" r:id="rIdtonhq0qn7xre81tjettk5">
         <w:r>
           <w:rPr>
             <w:rStyle w:val="Hyperlink"/>
@@ -7857,7 +7857,7 @@
         </w:rPr>
         <w:t xml:space="preserve">出處：</w:t>
       </w:r>
-      <w:hyperlink w:history="1" r:id="rIdknycczutjmyir-dxs8udd">
+      <w:hyperlink w:history="1" r:id="rId8p8jsd1av-drmphjlfo1y">
         <w:r>
           <w:rPr>
             <w:rStyle w:val="Hyperlink"/>
@@ -7933,7 +7933,7 @@
         </w:rPr>
         <w:t xml:space="preserve">出處：</w:t>
       </w:r>
-      <w:hyperlink w:history="1" r:id="rIdces5vxy9oi2wkk6zczcfa">
+      <w:hyperlink w:history="1" r:id="rIdy6wxfuqzi2hmip1gh1zcb">
         <w:r>
           <w:rPr>
             <w:rStyle w:val="Hyperlink"/>
@@ -8009,7 +8009,7 @@
         </w:rPr>
         <w:t xml:space="preserve">出處：</w:t>
       </w:r>
-      <w:hyperlink w:history="1" r:id="rIdqjn6rwpeq4csuv8a1-zpd">
+      <w:hyperlink w:history="1" r:id="rId40wqhqtm6kgh9ryaj0etz">
         <w:r>
           <w:rPr>
             <w:rStyle w:val="Hyperlink"/>
@@ -8085,7 +8085,7 @@
         </w:rPr>
         <w:t xml:space="preserve">出處：</w:t>
       </w:r>
-      <w:hyperlink w:history="1" r:id="rIdnkcuppvfnymvolvrapwx_">
+      <w:hyperlink w:history="1" r:id="rId4burgrjdvaxgctodsv7zt">
         <w:r>
           <w:rPr>
             <w:rStyle w:val="Hyperlink"/>
@@ -8161,7 +8161,7 @@
         </w:rPr>
         <w:t xml:space="preserve">出處：</w:t>
       </w:r>
-      <w:hyperlink w:history="1" r:id="rIdvjatxaahwt0sokwojkiee">
+      <w:hyperlink w:history="1" r:id="rIdt0dg7muijxpuwh-onpzbq">
         <w:r>
           <w:rPr>
             <w:rStyle w:val="Hyperlink"/>
@@ -8237,7 +8237,7 @@
         </w:rPr>
         <w:t xml:space="preserve">出處：</w:t>
       </w:r>
-      <w:hyperlink w:history="1" r:id="rId1xrcrnl0xwtjdaymrlehd">
+      <w:hyperlink w:history="1" r:id="rIdv5pzx7q-lhfzrxd02ucfl">
         <w:r>
           <w:rPr>
             <w:rStyle w:val="Hyperlink"/>
@@ -8313,7 +8313,7 @@
         </w:rPr>
         <w:t xml:space="preserve">出處：</w:t>
       </w:r>
-      <w:hyperlink w:history="1" r:id="rIdy0pu3qebj0axyvu0s2nv3">
+      <w:hyperlink w:history="1" r:id="rId6pefuomkt6q3eg8cy76mk">
         <w:r>
           <w:rPr>
             <w:rStyle w:val="Hyperlink"/>
@@ -8389,7 +8389,7 @@
         </w:rPr>
         <w:t xml:space="preserve">出處：</w:t>
       </w:r>
-      <w:hyperlink w:history="1" r:id="rIdxv0g6ihm-ogn6f6und5nl">
+      <w:hyperlink w:history="1" r:id="rId19890c6ywad9zmhksmwwm">
         <w:r>
           <w:rPr>
             <w:rStyle w:val="Hyperlink"/>
@@ -8465,7 +8465,7 @@
         </w:rPr>
         <w:t xml:space="preserve">出處：</w:t>
       </w:r>
-      <w:hyperlink w:history="1" r:id="rIdaf4mdxmmjp3rbzagn8yke">
+      <w:hyperlink w:history="1" r:id="rId2hptuzxstle7lfcmwxs4x">
         <w:r>
           <w:rPr>
             <w:rStyle w:val="Hyperlink"/>
@@ -8541,7 +8541,7 @@
         </w:rPr>
         <w:t xml:space="preserve">出處：</w:t>
       </w:r>
-      <w:hyperlink w:history="1" r:id="rIdvwfv7oe-vl8nrf_0_oqwf">
+      <w:hyperlink w:history="1" r:id="rIdsjvj5dyvsczgnlpe3utvq">
         <w:r>
           <w:rPr>
             <w:rStyle w:val="Hyperlink"/>
@@ -8617,7 +8617,7 @@
         </w:rPr>
         <w:t xml:space="preserve">出處：</w:t>
       </w:r>
-      <w:hyperlink w:history="1" r:id="rId3u2vqjc1wlp1hc2lkul2o">
+      <w:hyperlink w:history="1" r:id="rId4boyz5brsrxws-952o1bi">
         <w:r>
           <w:rPr>
             <w:rStyle w:val="Hyperlink"/>
@@ -8693,7 +8693,7 @@
         </w:rPr>
         <w:t xml:space="preserve">出處：</w:t>
       </w:r>
-      <w:hyperlink w:history="1" r:id="rIdpwqyhocalqqlw3xqdhiho">
+      <w:hyperlink w:history="1" r:id="rIdr199z1axoyriw1yo7jbqu">
         <w:r>
           <w:rPr>
             <w:rStyle w:val="Hyperlink"/>
@@ -8769,7 +8769,7 @@
         </w:rPr>
         <w:t xml:space="preserve">出處：</w:t>
       </w:r>
-      <w:hyperlink w:history="1" r:id="rIdyhul1q0mdid30_3oaau3c">
+      <w:hyperlink w:history="1" r:id="rIdimoug0bq4q_zyd-clhmvf">
         <w:r>
           <w:rPr>
             <w:rStyle w:val="Hyperlink"/>
@@ -8845,7 +8845,7 @@
         </w:rPr>
         <w:t xml:space="preserve">出處：</w:t>
       </w:r>
-      <w:hyperlink w:history="1" r:id="rIdwrigh3ah3ieehn5l2d1t2">
+      <w:hyperlink w:history="1" r:id="rId1rwbieank-cuqej1zrque">
         <w:r>
           <w:rPr>
             <w:rStyle w:val="Hyperlink"/>
@@ -8921,7 +8921,7 @@
         </w:rPr>
         <w:t xml:space="preserve">出處：</w:t>
       </w:r>
-      <w:hyperlink w:history="1" r:id="rIdknzzfmezbrpt9uh_s3wqq">
+      <w:hyperlink w:history="1" r:id="rIdh7m_k44uws_53j8pgqesv">
         <w:r>
           <w:rPr>
             <w:rStyle w:val="Hyperlink"/>
@@ -8997,7 +8997,7 @@
         </w:rPr>
         <w:t xml:space="preserve">出處：</w:t>
       </w:r>
-      <w:hyperlink w:history="1" r:id="rIdzuyhsfbikcwsonoedxvvh">
+      <w:hyperlink w:history="1" r:id="rIdzkmx-f1ngqapajm8cuxag">
         <w:r>
           <w:rPr>
             <w:rStyle w:val="Hyperlink"/>
@@ -9073,7 +9073,7 @@
         </w:rPr>
         <w:t xml:space="preserve">出處：</w:t>
       </w:r>
-      <w:hyperlink w:history="1" r:id="rId5jx_1lbhvy77-ks3g6o4f">
+      <w:hyperlink w:history="1" r:id="rIdmh_p0svfaijjwk1vryuqt">
         <w:r>
           <w:rPr>
             <w:rStyle w:val="Hyperlink"/>
@@ -9149,7 +9149,7 @@
         </w:rPr>
         <w:t xml:space="preserve">出處：</w:t>
       </w:r>
-      <w:hyperlink w:history="1" r:id="rIdc0bm1jipl8wkej985dciy">
+      <w:hyperlink w:history="1" r:id="rIdhw4_aynvgapdaeiirtbgj">
         <w:r>
           <w:rPr>
             <w:rStyle w:val="Hyperlink"/>
@@ -9225,7 +9225,7 @@
         </w:rPr>
         <w:t xml:space="preserve">出處：</w:t>
       </w:r>
-      <w:hyperlink w:history="1" r:id="rIdbxja9xymcpws1h8av1bni">
+      <w:hyperlink w:history="1" r:id="rIdbf08is3btufmp6odedfve">
         <w:r>
           <w:rPr>
             <w:rStyle w:val="Hyperlink"/>
@@ -9301,7 +9301,7 @@
         </w:rPr>
         <w:t xml:space="preserve">出處：</w:t>
       </w:r>
-      <w:hyperlink w:history="1" r:id="rIdioxnhwx5pwappapappy1h">
+      <w:hyperlink w:history="1" r:id="rId8tssh8wgsi2yflgnx12xx">
         <w:r>
           <w:rPr>
             <w:rStyle w:val="Hyperlink"/>
@@ -9377,7 +9377,7 @@
         </w:rPr>
         <w:t xml:space="preserve">出處：</w:t>
       </w:r>
-      <w:hyperlink w:history="1" r:id="rIdkl69p1rdup9ijanlqusfu">
+      <w:hyperlink w:history="1" r:id="rIdzndbtj3c1iqc3nvldjt5y">
         <w:r>
           <w:rPr>
             <w:rStyle w:val="Hyperlink"/>
@@ -9469,7 +9469,7 @@
         </w:rPr>
         <w:t xml:space="preserve">出處：</w:t>
       </w:r>
-      <w:hyperlink w:history="1" r:id="rIdxpoylz2dwbbaxujrkoyba">
+      <w:hyperlink w:history="1" r:id="rIdu6sizv2ic3wl4yf-kvvjg">
         <w:r>
           <w:rPr>
             <w:rStyle w:val="Hyperlink"/>
@@ -9545,7 +9545,7 @@
         </w:rPr>
         <w:t xml:space="preserve">出處：</w:t>
       </w:r>
-      <w:hyperlink w:history="1" r:id="rIduk6xpjsojoiyckiykehew">
+      <w:hyperlink w:history="1" r:id="rId5ucgpkfe_asc6-ch1pvfw">
         <w:r>
           <w:rPr>
             <w:rStyle w:val="Hyperlink"/>
@@ -9621,7 +9621,7 @@
         </w:rPr>
         <w:t xml:space="preserve">出處：</w:t>
       </w:r>
-      <w:hyperlink w:history="1" r:id="rIdhihdn3mfe6ihynz77wzne">
+      <w:hyperlink w:history="1" r:id="rIdsplaf2z60d51nr_mc9cgx">
         <w:r>
           <w:rPr>
             <w:rStyle w:val="Hyperlink"/>
@@ -9697,7 +9697,7 @@
         </w:rPr>
         <w:t xml:space="preserve">出處：</w:t>
       </w:r>
-      <w:hyperlink w:history="1" r:id="rIdouv6mj1xstcz61scjdo-g">
+      <w:hyperlink w:history="1" r:id="rIdb4ibvjlwjcaidqefpi_1w">
         <w:r>
           <w:rPr>
             <w:rStyle w:val="Hyperlink"/>
@@ -9773,7 +9773,7 @@
         </w:rPr>
         <w:t xml:space="preserve">出處：</w:t>
       </w:r>
-      <w:hyperlink w:history="1" r:id="rIdovhwiw1rgpoz6gh2xnif1">
+      <w:hyperlink w:history="1" r:id="rIddmdlvkgwmwd5k4rpwfbwg">
         <w:r>
           <w:rPr>
             <w:rStyle w:val="Hyperlink"/>
@@ -9849,7 +9849,7 @@
         </w:rPr>
         <w:t xml:space="preserve">出處：</w:t>
       </w:r>
-      <w:hyperlink w:history="1" r:id="rIdwbogf5usxwjw4foouvoqn">
+      <w:hyperlink w:history="1" r:id="rIdbgyikoip357vfpooovidf">
         <w:r>
           <w:rPr>
             <w:rStyle w:val="Hyperlink"/>
@@ -9925,7 +9925,7 @@
         </w:rPr>
         <w:t xml:space="preserve">出處：</w:t>
       </w:r>
-      <w:hyperlink w:history="1" r:id="rId7acvyjozhzssfvjil7pop">
+      <w:hyperlink w:history="1" r:id="rIdunvabpzpyfwymifpimqt3">
         <w:r>
           <w:rPr>
             <w:rStyle w:val="Hyperlink"/>
@@ -10001,7 +10001,7 @@
         </w:rPr>
         <w:t xml:space="preserve">出處：</w:t>
       </w:r>
-      <w:hyperlink w:history="1" r:id="rIdrym9beth8-wdm_9zy_mmt">
+      <w:hyperlink w:history="1" r:id="rIdua18lh0jkcwh2styzjaoo">
         <w:r>
           <w:rPr>
             <w:rStyle w:val="Hyperlink"/>
@@ -10077,7 +10077,7 @@
         </w:rPr>
         <w:t xml:space="preserve">出處：</w:t>
       </w:r>
-      <w:hyperlink w:history="1" r:id="rId0b6f4oe-v7bb54motks-p">
+      <w:hyperlink w:history="1" r:id="rIdzb8cldnpsiawl1e1h0_pq">
         <w:r>
           <w:rPr>
             <w:rStyle w:val="Hyperlink"/>
@@ -10153,7 +10153,7 @@
         </w:rPr>
         <w:t xml:space="preserve">出處：</w:t>
       </w:r>
-      <w:hyperlink w:history="1" r:id="rIdwnee18gq0e6o3cc4fz8yn">
+      <w:hyperlink w:history="1" r:id="rIdj8ulpexyhj-bqwamzaujl">
         <w:r>
           <w:rPr>
             <w:rStyle w:val="Hyperlink"/>
@@ -10229,7 +10229,7 @@
         </w:rPr>
         <w:t xml:space="preserve">出處：</w:t>
       </w:r>
-      <w:hyperlink w:history="1" r:id="rIdhwgvuujuf-fwa7qjxui-o">
+      <w:hyperlink w:history="1" r:id="rIdjyxrc6nkb6c1y34u0yvsr">
         <w:r>
           <w:rPr>
             <w:rStyle w:val="Hyperlink"/>
@@ -10305,7 +10305,7 @@
         </w:rPr>
         <w:t xml:space="preserve">出處：</w:t>
       </w:r>
-      <w:hyperlink w:history="1" r:id="rIdgf-bsb7fykascbikpk0gn">
+      <w:hyperlink w:history="1" r:id="rIdqvzgnxaifn__nkty3bvgy">
         <w:r>
           <w:rPr>
             <w:rStyle w:val="Hyperlink"/>
@@ -10381,7 +10381,7 @@
         </w:rPr>
         <w:t xml:space="preserve">出處：</w:t>
       </w:r>
-      <w:hyperlink w:history="1" r:id="rIdd2xw92r0gdyefs2e66gos">
+      <w:hyperlink w:history="1" r:id="rIdphesppllzyilwaxuq-8on">
         <w:r>
           <w:rPr>
             <w:rStyle w:val="Hyperlink"/>
@@ -10457,7 +10457,7 @@
         </w:rPr>
         <w:t xml:space="preserve">出處：</w:t>
       </w:r>
-      <w:hyperlink w:history="1" r:id="rId1xe-bbblgxhgsefzksbus">
+      <w:hyperlink w:history="1" r:id="rId-d3hgyzxr2zss6rkxlwar">
         <w:r>
           <w:rPr>
             <w:rStyle w:val="Hyperlink"/>
@@ -10533,7 +10533,7 @@
         </w:rPr>
         <w:t xml:space="preserve">出處：</w:t>
       </w:r>
-      <w:hyperlink w:history="1" r:id="rId9ifge7uylqcbja_qx4u6b">
+      <w:hyperlink w:history="1" r:id="rIdy6o4izd0ieqg1ryalrieh">
         <w:r>
           <w:rPr>
             <w:rStyle w:val="Hyperlink"/>
@@ -10609,7 +10609,7 @@
         </w:rPr>
         <w:t xml:space="preserve">出處：</w:t>
       </w:r>
-      <w:hyperlink w:history="1" r:id="rIdgr6cnmljilsawpby9ha7u">
+      <w:hyperlink w:history="1" r:id="rId0bx3oslfndznaoxzcliuh">
         <w:r>
           <w:rPr>
             <w:rStyle w:val="Hyperlink"/>
@@ -10685,7 +10685,7 @@
         </w:rPr>
         <w:t xml:space="preserve">出處：</w:t>
       </w:r>
-      <w:hyperlink w:history="1" r:id="rIdr3_nnqevmpqy_ofjxynbw">
+      <w:hyperlink w:history="1" r:id="rIdytrsvb1cmmx-cflewcncl">
         <w:r>
           <w:rPr>
             <w:rStyle w:val="Hyperlink"/>
@@ -10761,7 +10761,7 @@
         </w:rPr>
         <w:t xml:space="preserve">出處：</w:t>
       </w:r>
-      <w:hyperlink w:history="1" r:id="rIdihum7mtgfg0lq4_rgb5u6">
+      <w:hyperlink w:history="1" r:id="rId68ctdleds7msdqwfnmlls">
         <w:r>
           <w:rPr>
             <w:rStyle w:val="Hyperlink"/>
@@ -10837,7 +10837,7 @@
         </w:rPr>
         <w:t xml:space="preserve">出處：</w:t>
       </w:r>
-      <w:hyperlink w:history="1" r:id="rIdymlpn0q5ssen2c3rgn6zf">
+      <w:hyperlink w:history="1" r:id="rId734cd7c1gsadkbgtncawc">
         <w:r>
           <w:rPr>
             <w:rStyle w:val="Hyperlink"/>
@@ -10913,7 +10913,7 @@
         </w:rPr>
         <w:t xml:space="preserve">出處：</w:t>
       </w:r>
-      <w:hyperlink w:history="1" r:id="rId4mzwcjnfdncl_kulgsexw">
+      <w:hyperlink w:history="1" r:id="rIddrg2uzor0a8bdeta0xtev">
         <w:r>
           <w:rPr>
             <w:rStyle w:val="Hyperlink"/>
@@ -10989,7 +10989,7 @@
         </w:rPr>
         <w:t xml:space="preserve">出處：</w:t>
       </w:r>
-      <w:hyperlink w:history="1" r:id="rIdm07i7ey7x8743ofsrmp0y">
+      <w:hyperlink w:history="1" r:id="rIdkc_gxbxcximvk2vkzuaoq">
         <w:r>
           <w:rPr>
             <w:rStyle w:val="Hyperlink"/>
@@ -11065,7 +11065,7 @@
         </w:rPr>
         <w:t xml:space="preserve">出處：</w:t>
       </w:r>
-      <w:hyperlink w:history="1" r:id="rIdsz0eqaspr82luhzo8q9ii">
+      <w:hyperlink w:history="1" r:id="rIdwhbl6enbqodeuuh0hmcuf">
         <w:r>
           <w:rPr>
             <w:rStyle w:val="Hyperlink"/>
@@ -11141,7 +11141,7 @@
         </w:rPr>
         <w:t xml:space="preserve">出處：</w:t>
       </w:r>
-      <w:hyperlink w:history="1" r:id="rIdnbvbz4baif7zaxcc4vyou">
+      <w:hyperlink w:history="1" r:id="rIdobq5qokmvyjcxtg2u2o9n">
         <w:r>
           <w:rPr>
             <w:rStyle w:val="Hyperlink"/>
@@ -11217,7 +11217,7 @@
         </w:rPr>
         <w:t xml:space="preserve">出處：</w:t>
       </w:r>
-      <w:hyperlink w:history="1" r:id="rIdfyeqidgvtgpg96snihogb">
+      <w:hyperlink w:history="1" r:id="rId9_e3nclxdixufuykckggx">
         <w:r>
           <w:rPr>
             <w:rStyle w:val="Hyperlink"/>
@@ -11293,7 +11293,7 @@
         </w:rPr>
         <w:t xml:space="preserve">出處：</w:t>
       </w:r>
-      <w:hyperlink w:history="1" r:id="rIdetgvbqx94qgshv2ba4yf4">
+      <w:hyperlink w:history="1" r:id="rIdjra1f4rkpumt6v7rniapv">
         <w:r>
           <w:rPr>
             <w:rStyle w:val="Hyperlink"/>
@@ -11369,7 +11369,7 @@
         </w:rPr>
         <w:t xml:space="preserve">出處：</w:t>
       </w:r>
-      <w:hyperlink w:history="1" r:id="rIde83nbc-wrb7vmyj3sjtxj">
+      <w:hyperlink w:history="1" r:id="rIdqsau2yg8wjmlxcro3b_0_">
         <w:r>
           <w:rPr>
             <w:rStyle w:val="Hyperlink"/>
@@ -11445,7 +11445,7 @@
         </w:rPr>
         <w:t xml:space="preserve">出處：</w:t>
       </w:r>
-      <w:hyperlink w:history="1" r:id="rIdl0jz9jt3xa-qatf8vbzb2">
+      <w:hyperlink w:history="1" r:id="rIdcs99tepb1pr8gvyglmweq">
         <w:r>
           <w:rPr>
             <w:rStyle w:val="Hyperlink"/>
@@ -11521,7 +11521,7 @@
         </w:rPr>
         <w:t xml:space="preserve">出處：</w:t>
       </w:r>
-      <w:hyperlink w:history="1" r:id="rIdoh7k3t-q66cyakbx0o-ir">
+      <w:hyperlink w:history="1" r:id="rId3eehy5l4lc__og_xsjgrh">
         <w:r>
           <w:rPr>
             <w:rStyle w:val="Hyperlink"/>
@@ -11597,7 +11597,7 @@
         </w:rPr>
         <w:t xml:space="preserve">出處：</w:t>
       </w:r>
-      <w:hyperlink w:history="1" r:id="rIdl6j273fgq_vhga00qsswz">
+      <w:hyperlink w:history="1" r:id="rIdxhckckhvgorkskooubngf">
         <w:r>
           <w:rPr>
             <w:rStyle w:val="Hyperlink"/>
@@ -11673,7 +11673,7 @@
         </w:rPr>
         <w:t xml:space="preserve">出處：</w:t>
       </w:r>
-      <w:hyperlink w:history="1" r:id="rId8uqsqm_olh4ocyawsflvh">
+      <w:hyperlink w:history="1" r:id="rId_6cmsuezg5km_2tafu2sy">
         <w:r>
           <w:rPr>
             <w:rStyle w:val="Hyperlink"/>
@@ -11749,7 +11749,7 @@
         </w:rPr>
         <w:t xml:space="preserve">出處：</w:t>
       </w:r>
-      <w:hyperlink w:history="1" r:id="rIdawlum6kdzfkrkprofeypb">
+      <w:hyperlink w:history="1" r:id="rId37plqdujdtix2b2ikbgor">
         <w:r>
           <w:rPr>
             <w:rStyle w:val="Hyperlink"/>
@@ -11825,7 +11825,7 @@
         </w:rPr>
         <w:t xml:space="preserve">出處：</w:t>
       </w:r>
-      <w:hyperlink w:history="1" r:id="rIdtdjed38gewejbfv_bk5v2">
+      <w:hyperlink w:history="1" r:id="rIdau9z63ogqzpcq4bjlomky">
         <w:r>
           <w:rPr>
             <w:rStyle w:val="Hyperlink"/>
@@ -11901,7 +11901,7 @@
         </w:rPr>
         <w:t xml:space="preserve">出處：</w:t>
       </w:r>
-      <w:hyperlink w:history="1" r:id="rIdk6lu8svtuegaj25xch9zp">
+      <w:hyperlink w:history="1" r:id="rIdgmplvuufgcn_h7jhnofqe">
         <w:r>
           <w:rPr>
             <w:rStyle w:val="Hyperlink"/>
@@ -11977,7 +11977,7 @@
         </w:rPr>
         <w:t xml:space="preserve">出處：</w:t>
       </w:r>
-      <w:hyperlink w:history="1" r:id="rIdtxqwytyfsbneoxfb6lp9y">
+      <w:hyperlink w:history="1" r:id="rIdvwkis8a3mtxznag1netp-">
         <w:r>
           <w:rPr>
             <w:rStyle w:val="Hyperlink"/>
@@ -12053,7 +12053,7 @@
         </w:rPr>
         <w:t xml:space="preserve">出處：</w:t>
       </w:r>
-      <w:hyperlink w:history="1" r:id="rIdtbgretqattm0mns7rygv2">
+      <w:hyperlink w:history="1" r:id="rIdtkkggmenwfjoqtp41p0k5">
         <w:r>
           <w:rPr>
             <w:rStyle w:val="Hyperlink"/>
@@ -12129,7 +12129,7 @@
         </w:rPr>
         <w:t xml:space="preserve">出處：</w:t>
       </w:r>
-      <w:hyperlink w:history="1" r:id="rIdeyrvryulfksyrnk8yq8ye">
+      <w:hyperlink w:history="1" r:id="rIdu27f5q7kmsksyjp3gdlph">
         <w:r>
           <w:rPr>
             <w:rStyle w:val="Hyperlink"/>
@@ -12221,7 +12221,7 @@
         </w:rPr>
         <w:t xml:space="preserve">出處：</w:t>
       </w:r>
-      <w:hyperlink w:history="1" r:id="rIdseuy8fihjmrtym__6zylm">
+      <w:hyperlink w:history="1" r:id="rIdystpup_yo9znzawsvpuhr">
         <w:r>
           <w:rPr>
             <w:rStyle w:val="Hyperlink"/>
@@ -12297,7 +12297,7 @@
         </w:rPr>
         <w:t xml:space="preserve">出處：</w:t>
       </w:r>
-      <w:hyperlink w:history="1" r:id="rIdlahdgqszqwdzxakizhlex">
+      <w:hyperlink w:history="1" r:id="rIdzogrw0guijwswtg8qa2ng">
         <w:r>
           <w:rPr>
             <w:rStyle w:val="Hyperlink"/>
@@ -12373,7 +12373,7 @@
         </w:rPr>
         <w:t xml:space="preserve">出處：</w:t>
       </w:r>
-      <w:hyperlink w:history="1" r:id="rIdayv3yqxbp7ilgayhbag18">
+      <w:hyperlink w:history="1" r:id="rIdvqdvj9hytjiyrups2srjj">
         <w:r>
           <w:rPr>
             <w:rStyle w:val="Hyperlink"/>
@@ -12449,7 +12449,7 @@
         </w:rPr>
         <w:t xml:space="preserve">出處：</w:t>
       </w:r>
-      <w:hyperlink w:history="1" r:id="rIdd80tusi0orygpbzwcylkv">
+      <w:hyperlink w:history="1" r:id="rIdlphtvnlkxgdx8nnqadiut">
         <w:r>
           <w:rPr>
             <w:rStyle w:val="Hyperlink"/>
@@ -12525,7 +12525,7 @@
         </w:rPr>
         <w:t xml:space="preserve">出處：</w:t>
       </w:r>
-      <w:hyperlink w:history="1" r:id="rIdeqenrlv80alhslqpytlky">
+      <w:hyperlink w:history="1" r:id="rIdxvqy18py1wyxye9t1t-y0">
         <w:r>
           <w:rPr>
             <w:rStyle w:val="Hyperlink"/>
@@ -12601,7 +12601,7 @@
         </w:rPr>
         <w:t xml:space="preserve">出處：</w:t>
       </w:r>
-      <w:hyperlink w:history="1" r:id="rIdnpn_fgytxji04-fisaatp">
+      <w:hyperlink w:history="1" r:id="rIdvhcgq2jv-yxlb9mzrka9t">
         <w:r>
           <w:rPr>
             <w:rStyle w:val="Hyperlink"/>
@@ -12677,7 +12677,7 @@
         </w:rPr>
         <w:t xml:space="preserve">出處：</w:t>
       </w:r>
-      <w:hyperlink w:history="1" r:id="rIdpctjek0pe5kwkfo3ks8my">
+      <w:hyperlink w:history="1" r:id="rIda1_wr_odsdt_791dhbuiq">
         <w:r>
           <w:rPr>
             <w:rStyle w:val="Hyperlink"/>
@@ -12753,7 +12753,7 @@
         </w:rPr>
         <w:t xml:space="preserve">出處：</w:t>
       </w:r>
-      <w:hyperlink w:history="1" r:id="rIdxy_quruvopetbzqceiccy">
+      <w:hyperlink w:history="1" r:id="rIdbl3b2hf_xwivbezv8glmi">
         <w:r>
           <w:rPr>
             <w:rStyle w:val="Hyperlink"/>
@@ -12829,7 +12829,7 @@
         </w:rPr>
         <w:t xml:space="preserve">出處：</w:t>
       </w:r>
-      <w:hyperlink w:history="1" r:id="rId4m43vxfnzosuuhtpi1e6-">
+      <w:hyperlink w:history="1" r:id="rIde64f3yngr38-czuyqbttm">
         <w:r>
           <w:rPr>
             <w:rStyle w:val="Hyperlink"/>
@@ -12905,7 +12905,7 @@
         </w:rPr>
         <w:t xml:space="preserve">出處：</w:t>
       </w:r>
-      <w:hyperlink w:history="1" r:id="rId1fpiefxfphmf5llwld65z">
+      <w:hyperlink w:history="1" r:id="rIdocqtffg5jyh58ggro9z6c">
         <w:r>
           <w:rPr>
             <w:rStyle w:val="Hyperlink"/>
@@ -12981,7 +12981,7 @@
         </w:rPr>
         <w:t xml:space="preserve">出處：</w:t>
       </w:r>
-      <w:hyperlink w:history="1" r:id="rIdm4oorbsydwjjjecjaubi1">
+      <w:hyperlink w:history="1" r:id="rId7h403xrx1cf3tfghe-jzs">
         <w:r>
           <w:rPr>
             <w:rStyle w:val="Hyperlink"/>
@@ -13057,7 +13057,7 @@
         </w:rPr>
         <w:t xml:space="preserve">出處：</w:t>
       </w:r>
-      <w:hyperlink w:history="1" r:id="rIdsuuxrnm6fyxxvqbfbf9_3">
+      <w:hyperlink w:history="1" r:id="rIdclmwqydaf9wmxgfgi4ljw">
         <w:r>
           <w:rPr>
             <w:rStyle w:val="Hyperlink"/>
@@ -13133,7 +13133,7 @@
         </w:rPr>
         <w:t xml:space="preserve">出處：</w:t>
       </w:r>
-      <w:hyperlink w:history="1" r:id="rIdrgpbz8aodj4plcpysxue1">
+      <w:hyperlink w:history="1" r:id="rId3gq4yfg-bym4hm1aquv55">
         <w:r>
           <w:rPr>
             <w:rStyle w:val="Hyperlink"/>
@@ -13209,7 +13209,7 @@
         </w:rPr>
         <w:t xml:space="preserve">出處：</w:t>
       </w:r>
-      <w:hyperlink w:history="1" r:id="rId_dllt8a4kil7_0nyqotub">
+      <w:hyperlink w:history="1" r:id="rIda7-cwf12sneqb-yij-aan">
         <w:r>
           <w:rPr>
             <w:rStyle w:val="Hyperlink"/>
@@ -13285,7 +13285,7 @@
         </w:rPr>
         <w:t xml:space="preserve">出處：</w:t>
       </w:r>
-      <w:hyperlink w:history="1" r:id="rId3nv7g9v7dswub4om4call">
+      <w:hyperlink w:history="1" r:id="rIdek3ibvogre_prrwcoitak">
         <w:r>
           <w:rPr>
             <w:rStyle w:val="Hyperlink"/>
@@ -13361,7 +13361,7 @@
         </w:rPr>
         <w:t xml:space="preserve">出處：</w:t>
       </w:r>
-      <w:hyperlink w:history="1" r:id="rIda8bde7n_ppwswjmjspobh">
+      <w:hyperlink w:history="1" r:id="rIdeh0_hvbrwnikkavmleqst">
         <w:r>
           <w:rPr>
             <w:rStyle w:val="Hyperlink"/>
@@ -13437,7 +13437,7 @@
         </w:rPr>
         <w:t xml:space="preserve">出處：</w:t>
       </w:r>
-      <w:hyperlink w:history="1" r:id="rId6ov77uxrvmyyu5szkypb7">
+      <w:hyperlink w:history="1" r:id="rIdn_vijaxpmlylo4mu9ax36">
         <w:r>
           <w:rPr>
             <w:rStyle w:val="Hyperlink"/>
@@ -13513,7 +13513,7 @@
         </w:rPr>
         <w:t xml:space="preserve">出處：</w:t>
       </w:r>
-      <w:hyperlink w:history="1" r:id="rIdcajbylpo1ot1sfslpww_o">
+      <w:hyperlink w:history="1" r:id="rId2xjlyzjhcb9ajnpbgeifz">
         <w:r>
           <w:rPr>
             <w:rStyle w:val="Hyperlink"/>
@@ -13589,7 +13589,7 @@
         </w:rPr>
         <w:t xml:space="preserve">出處：</w:t>
       </w:r>
-      <w:hyperlink w:history="1" r:id="rIdl55ftb8d5bus5vjqufstb">
+      <w:hyperlink w:history="1" r:id="rId9zb3mahzlysavmchsq62a">
         <w:r>
           <w:rPr>
             <w:rStyle w:val="Hyperlink"/>
@@ -13665,7 +13665,7 @@
         </w:rPr>
         <w:t xml:space="preserve">出處：</w:t>
       </w:r>
-      <w:hyperlink w:history="1" r:id="rId9bzyevklcadzjsbh5nhtf">
+      <w:hyperlink w:history="1" r:id="rIdhgsiq4ywvkew-9pjy9dgc">
         <w:r>
           <w:rPr>
             <w:rStyle w:val="Hyperlink"/>
@@ -13741,7 +13741,7 @@
         </w:rPr>
         <w:t xml:space="preserve">出處：</w:t>
       </w:r>
-      <w:hyperlink w:history="1" r:id="rId9o74hwyidot6_exnlo7ac">
+      <w:hyperlink w:history="1" r:id="rIdnjsmr7vxviyt7r9aobrvo">
         <w:r>
           <w:rPr>
             <w:rStyle w:val="Hyperlink"/>
@@ -13817,7 +13817,7 @@
         </w:rPr>
         <w:t xml:space="preserve">出處：</w:t>
       </w:r>
-      <w:hyperlink w:history="1" r:id="rIdnuxcpp1gdp8uaobymkrqt">
+      <w:hyperlink w:history="1" r:id="rIdbgzfwjfotlengkdi9wi7d">
         <w:r>
           <w:rPr>
             <w:rStyle w:val="Hyperlink"/>
@@ -13909,7 +13909,7 @@
         </w:rPr>
         <w:t xml:space="preserve">出處：</w:t>
       </w:r>
-      <w:hyperlink w:history="1" r:id="rIdhx6adwi276ijts_lvw6jh">
+      <w:hyperlink w:history="1" r:id="rIdf11in58xhkmgg7oxto0na">
         <w:r>
           <w:rPr>
             <w:rStyle w:val="Hyperlink"/>
@@ -13985,7 +13985,7 @@
         </w:rPr>
         <w:t xml:space="preserve">出處：</w:t>
       </w:r>
-      <w:hyperlink w:history="1" r:id="rIdxckefnmnqwwynwaq09ynv">
+      <w:hyperlink w:history="1" r:id="rIdo_7w3k8nxygkritryvtpl">
         <w:r>
           <w:rPr>
             <w:rStyle w:val="Hyperlink"/>
@@ -14061,7 +14061,7 @@
         </w:rPr>
         <w:t xml:space="preserve">出處：</w:t>
       </w:r>
-      <w:hyperlink w:history="1" r:id="rId4v_iqwkw2i7h2mg4kcldx">
+      <w:hyperlink w:history="1" r:id="rIdw7opznkti1vu_hb5ahxuz">
         <w:r>
           <w:rPr>
             <w:rStyle w:val="Hyperlink"/>
@@ -14137,7 +14137,7 @@
         </w:rPr>
         <w:t xml:space="preserve">出處：</w:t>
       </w:r>
-      <w:hyperlink w:history="1" r:id="rIdvrir69aga9ykm82h-zam3">
+      <w:hyperlink w:history="1" r:id="rIdsnaz9xcbfc0rwibpl8zom">
         <w:r>
           <w:rPr>
             <w:rStyle w:val="Hyperlink"/>
@@ -14213,7 +14213,7 @@
         </w:rPr>
         <w:t xml:space="preserve">出處：</w:t>
       </w:r>
-      <w:hyperlink w:history="1" r:id="rId_pwhyospv5li9sd7d3gjy">
+      <w:hyperlink w:history="1" r:id="rId6dknf7ec5dzrhjnrawieq">
         <w:r>
           <w:rPr>
             <w:rStyle w:val="Hyperlink"/>
@@ -14289,7 +14289,7 @@
         </w:rPr>
         <w:t xml:space="preserve">出處：</w:t>
       </w:r>
-      <w:hyperlink w:history="1" r:id="rIdpja4g6gpbahs73uh6gbbe">
+      <w:hyperlink w:history="1" r:id="rIdpi3c89vmc8cyzoxmdyav6">
         <w:r>
           <w:rPr>
             <w:rStyle w:val="Hyperlink"/>
@@ -14365,7 +14365,7 @@
         </w:rPr>
         <w:t xml:space="preserve">出處：</w:t>
       </w:r>
-      <w:hyperlink w:history="1" r:id="rIdcsohyoqujydk3eds2cgzj">
+      <w:hyperlink w:history="1" r:id="rIdzdvi8lqgcynfb6winaxa2">
         <w:r>
           <w:rPr>
             <w:rStyle w:val="Hyperlink"/>
@@ -14441,7 +14441,7 @@
         </w:rPr>
         <w:t xml:space="preserve">出處：</w:t>
       </w:r>
-      <w:hyperlink w:history="1" r:id="rId5gz7cydj2rl8zhjpinyjv">
+      <w:hyperlink w:history="1" r:id="rIdp03gpaa-_d_s5myseedk-">
         <w:r>
           <w:rPr>
             <w:rStyle w:val="Hyperlink"/>
@@ -14517,7 +14517,7 @@
         </w:rPr>
         <w:t xml:space="preserve">出處：</w:t>
       </w:r>
-      <w:hyperlink w:history="1" r:id="rIdzffdop90nzazs1bijkmdy">
+      <w:hyperlink w:history="1" r:id="rIdii8dr9bb42o7cmz--r_rk">
         <w:r>
           <w:rPr>
             <w:rStyle w:val="Hyperlink"/>
@@ -14593,7 +14593,7 @@
         </w:rPr>
         <w:t xml:space="preserve">出處：</w:t>
       </w:r>
-      <w:hyperlink w:history="1" r:id="rIdy1jwdmvcyyccqkh30nfwv">
+      <w:hyperlink w:history="1" r:id="rIdyxzeuipoq7wpdzdizluea">
         <w:r>
           <w:rPr>
             <w:rStyle w:val="Hyperlink"/>
@@ -14669,7 +14669,7 @@
         </w:rPr>
         <w:t xml:space="preserve">出處：</w:t>
       </w:r>
-      <w:hyperlink w:history="1" r:id="rIdziitoryh86koapuvm-nbd">
+      <w:hyperlink w:history="1" r:id="rIduwfcwtpce0xcwclfolbg7">
         <w:r>
           <w:rPr>
             <w:rStyle w:val="Hyperlink"/>
@@ -14745,7 +14745,7 @@
         </w:rPr>
         <w:t xml:space="preserve">出處：</w:t>
       </w:r>
-      <w:hyperlink w:history="1" r:id="rIdgaqr4cyl1eyikbpj98qid">
+      <w:hyperlink w:history="1" r:id="rIdvrzcy6ftgqpxmbfew0z6u">
         <w:r>
           <w:rPr>
             <w:rStyle w:val="Hyperlink"/>
@@ -14821,7 +14821,7 @@
         </w:rPr>
         <w:t xml:space="preserve">出處：</w:t>
       </w:r>
-      <w:hyperlink w:history="1" r:id="rIdmndpflezoy8ahi1ubr_s0">
+      <w:hyperlink w:history="1" r:id="rIdhdtjhfqawndv2m1lrbarb">
         <w:r>
           <w:rPr>
             <w:rStyle w:val="Hyperlink"/>
@@ -14897,7 +14897,7 @@
         </w:rPr>
         <w:t xml:space="preserve">出處：</w:t>
       </w:r>
-      <w:hyperlink w:history="1" r:id="rIdjiz6hjof76blehqwelzdi">
+      <w:hyperlink w:history="1" r:id="rIdtlzxbosk97hmsmvjh0xge">
         <w:r>
           <w:rPr>
             <w:rStyle w:val="Hyperlink"/>
@@ -14973,7 +14973,7 @@
         </w:rPr>
         <w:t xml:space="preserve">出處：</w:t>
       </w:r>
-      <w:hyperlink w:history="1" r:id="rId89endauyyqjfyvzsmb-5z">
+      <w:hyperlink w:history="1" r:id="rId9rhemqlptho-iptbwwzdk">
         <w:r>
           <w:rPr>
             <w:rStyle w:val="Hyperlink"/>
@@ -15049,7 +15049,7 @@
         </w:rPr>
         <w:t xml:space="preserve">出處：</w:t>
       </w:r>
-      <w:hyperlink w:history="1" r:id="rIdvuhko3w60weuo0bze-rxu">
+      <w:hyperlink w:history="1" r:id="rIdmzgb618q1kigf52hbzntu">
         <w:r>
           <w:rPr>
             <w:rStyle w:val="Hyperlink"/>
@@ -15125,7 +15125,7 @@
         </w:rPr>
         <w:t xml:space="preserve">出處：</w:t>
       </w:r>
-      <w:hyperlink w:history="1" r:id="rId-xbgv_b2tb1p17di3n58b">
+      <w:hyperlink w:history="1" r:id="rIdf8jist9oielwhjvczue0k">
         <w:r>
           <w:rPr>
             <w:rStyle w:val="Hyperlink"/>
@@ -15201,7 +15201,7 @@
         </w:rPr>
         <w:t xml:space="preserve">出處：</w:t>
       </w:r>
-      <w:hyperlink w:history="1" r:id="rIdh5ddykw6ida3ydxbdlbp0">
+      <w:hyperlink w:history="1" r:id="rIdzhrw4grlanlfwa7kay1lu">
         <w:r>
           <w:rPr>
             <w:rStyle w:val="Hyperlink"/>
@@ -15277,7 +15277,7 @@
         </w:rPr>
         <w:t xml:space="preserve">出處：</w:t>
       </w:r>
-      <w:hyperlink w:history="1" r:id="rIdv9uliwq84nnbdncdm3e18">
+      <w:hyperlink w:history="1" r:id="rId0sbfh6qlgrl0vhghk7swl">
         <w:r>
           <w:rPr>
             <w:rStyle w:val="Hyperlink"/>
@@ -15353,7 +15353,7 @@
         </w:rPr>
         <w:t xml:space="preserve">出處：</w:t>
       </w:r>
-      <w:hyperlink w:history="1" r:id="rIdcbaiedqww483dinufnski">
+      <w:hyperlink w:history="1" r:id="rId4nfcf7mec5frcr4e2pfri">
         <w:r>
           <w:rPr>
             <w:rStyle w:val="Hyperlink"/>
@@ -15429,7 +15429,7 @@
         </w:rPr>
         <w:t xml:space="preserve">出處：</w:t>
       </w:r>
-      <w:hyperlink w:history="1" r:id="rIduvji2nv9ba7mib0wzrbxs">
+      <w:hyperlink w:history="1" r:id="rIdxgonq33l-vvttw02wcykf">
         <w:r>
           <w:rPr>
             <w:rStyle w:val="Hyperlink"/>
@@ -15505,7 +15505,7 @@
         </w:rPr>
         <w:t xml:space="preserve">出處：</w:t>
       </w:r>
-      <w:hyperlink w:history="1" r:id="rId3jfuxmplvus3vhmj_5wlh">
+      <w:hyperlink w:history="1" r:id="rIdbtqkfiidzfcyu_hrzp2dp">
         <w:r>
           <w:rPr>
             <w:rStyle w:val="Hyperlink"/>
@@ -15581,7 +15581,7 @@
         </w:rPr>
         <w:t xml:space="preserve">出處：</w:t>
       </w:r>
-      <w:hyperlink w:history="1" r:id="rIdesork_cxipqptnckh7vqh">
+      <w:hyperlink w:history="1" r:id="rIdernaz1mcz-zpfatjxzjn-">
         <w:r>
           <w:rPr>
             <w:rStyle w:val="Hyperlink"/>
@@ -15657,7 +15657,7 @@
         </w:rPr>
         <w:t xml:space="preserve">出處：</w:t>
       </w:r>
-      <w:hyperlink w:history="1" r:id="rIdpi61z-zywcb7myirgebqh">
+      <w:hyperlink w:history="1" r:id="rIdm7v-mddqrt4wdgket0ybx">
         <w:r>
           <w:rPr>
             <w:rStyle w:val="Hyperlink"/>
@@ -15749,7 +15749,7 @@
         </w:rPr>
         <w:t xml:space="preserve">出處：</w:t>
       </w:r>
-      <w:hyperlink w:history="1" r:id="rIds66rqhfm2_w347s1nha2f">
+      <w:hyperlink w:history="1" r:id="rIdpra0zziwsn9idvmvhsh9g">
         <w:r>
           <w:rPr>
             <w:rStyle w:val="Hyperlink"/>
@@ -15825,7 +15825,7 @@
         </w:rPr>
         <w:t xml:space="preserve">出處：</w:t>
       </w:r>
-      <w:hyperlink w:history="1" r:id="rId0cwhfsvepk7ukxcre9kig">
+      <w:hyperlink w:history="1" r:id="rIdwqkvz13uxicbbak9onwcu">
         <w:r>
           <w:rPr>
             <w:rStyle w:val="Hyperlink"/>
@@ -15901,7 +15901,7 @@
         </w:rPr>
         <w:t xml:space="preserve">出處：</w:t>
       </w:r>
-      <w:hyperlink w:history="1" r:id="rIdi7o90iyyspkgfgnuspetd">
+      <w:hyperlink w:history="1" r:id="rIdwsg58aijvxgd2hnujo_j6">
         <w:r>
           <w:rPr>
             <w:rStyle w:val="Hyperlink"/>
@@ -15977,7 +15977,7 @@
         </w:rPr>
         <w:t xml:space="preserve">出處：</w:t>
       </w:r>
-      <w:hyperlink w:history="1" r:id="rIduzhfwsotwuxzennavqsxn">
+      <w:hyperlink w:history="1" r:id="rId2m1sv4mdkga-whswltpo0">
         <w:r>
           <w:rPr>
             <w:rStyle w:val="Hyperlink"/>
@@ -16053,7 +16053,7 @@
         </w:rPr>
         <w:t xml:space="preserve">出處：</w:t>
       </w:r>
-      <w:hyperlink w:history="1" r:id="rIdamcwpcs2vxhxue_rywndb">
+      <w:hyperlink w:history="1" r:id="rIdi6dv5t7ird70nhizv6v7w">
         <w:r>
           <w:rPr>
             <w:rStyle w:val="Hyperlink"/>
@@ -16129,7 +16129,7 @@
         </w:rPr>
         <w:t xml:space="preserve">出處：</w:t>
       </w:r>
-      <w:hyperlink w:history="1" r:id="rIdr5zqeijujaopemqu__y09">
+      <w:hyperlink w:history="1" r:id="rIdizgcws2k7151v5pprigy6">
         <w:r>
           <w:rPr>
             <w:rStyle w:val="Hyperlink"/>
@@ -16205,7 +16205,7 @@
         </w:rPr>
         <w:t xml:space="preserve">出處：</w:t>
       </w:r>
-      <w:hyperlink w:history="1" r:id="rIdwcybjxu-ojqa4ikxghbxf">
+      <w:hyperlink w:history="1" r:id="rIdagtyn2rtdt-8idys4nrrz">
         <w:r>
           <w:rPr>
             <w:rStyle w:val="Hyperlink"/>
@@ -16281,7 +16281,7 @@
         </w:rPr>
         <w:t xml:space="preserve">出處：</w:t>
       </w:r>
-      <w:hyperlink w:history="1" r:id="rId5c1k5crmexyh-ybhuedep">
+      <w:hyperlink w:history="1" r:id="rIdl9a8t1zd3g8epfg2rk1qi">
         <w:r>
           <w:rPr>
             <w:rStyle w:val="Hyperlink"/>
@@ -16357,7 +16357,7 @@
         </w:rPr>
         <w:t xml:space="preserve">出處：</w:t>
       </w:r>
-      <w:hyperlink w:history="1" r:id="rIdstpfsg8jwpskzh4tjyi52">
+      <w:hyperlink w:history="1" r:id="rIdm9rgaiwprhl0asj1qocf4">
         <w:r>
           <w:rPr>
             <w:rStyle w:val="Hyperlink"/>
@@ -16449,7 +16449,7 @@
         </w:rPr>
         <w:t xml:space="preserve">出處：</w:t>
       </w:r>
-      <w:hyperlink w:history="1" r:id="rIddvkalwkuj2i6sltosdylg">
+      <w:hyperlink w:history="1" r:id="rId0sdr8k1yzyawrtyzapneo">
         <w:r>
           <w:rPr>
             <w:rStyle w:val="Hyperlink"/>
@@ -16525,7 +16525,7 @@
         </w:rPr>
         <w:t xml:space="preserve">出處：</w:t>
       </w:r>
-      <w:hyperlink w:history="1" r:id="rIdmjq0zitxjhz5wjykfjcct">
+      <w:hyperlink w:history="1" r:id="rIdpl7wez_o5nwp8brwhxdi1">
         <w:r>
           <w:rPr>
             <w:rStyle w:val="Hyperlink"/>
@@ -16601,7 +16601,7 @@
         </w:rPr>
         <w:t xml:space="preserve">出處：</w:t>
       </w:r>
-      <w:hyperlink w:history="1" r:id="rIdbsvsr3t3bhbfqyp3cwlie">
+      <w:hyperlink w:history="1" r:id="rId5sh-gbqtfaujsciuu4wte">
         <w:r>
           <w:rPr>
             <w:rStyle w:val="Hyperlink"/>
@@ -16677,7 +16677,7 @@
         </w:rPr>
         <w:t xml:space="preserve">出處：</w:t>
       </w:r>
-      <w:hyperlink w:history="1" r:id="rIdgswtm4vbvxhaexkwctd3b">
+      <w:hyperlink w:history="1" r:id="rId_oq3nxjobepxnrmnk0-0g">
         <w:r>
           <w:rPr>
             <w:rStyle w:val="Hyperlink"/>
@@ -16753,7 +16753,7 @@
         </w:rPr>
         <w:t xml:space="preserve">出處：</w:t>
       </w:r>
-      <w:hyperlink w:history="1" r:id="rIdfjpcki-pr_2wis41gf1cq">
+      <w:hyperlink w:history="1" r:id="rIdc74sonyixnytfhrbxikit">
         <w:r>
           <w:rPr>
             <w:rStyle w:val="Hyperlink"/>
@@ -16829,7 +16829,7 @@
         </w:rPr>
         <w:t xml:space="preserve">出處：</w:t>
       </w:r>
-      <w:hyperlink w:history="1" r:id="rId0u1oozrptvphnxielwhtt">
+      <w:hyperlink w:history="1" r:id="rIdryzjgmf7bujvgbnen5qki">
         <w:r>
           <w:rPr>
             <w:rStyle w:val="Hyperlink"/>
@@ -16905,7 +16905,7 @@
         </w:rPr>
         <w:t xml:space="preserve">出處：</w:t>
       </w:r>
-      <w:hyperlink w:history="1" r:id="rIdvawsnziro0isnwrgfqjxm">
+      <w:hyperlink w:history="1" r:id="rIdpurplxfjdkey8bp4zvibx">
         <w:r>
           <w:rPr>
             <w:rStyle w:val="Hyperlink"/>
@@ -16997,7 +16997,7 @@
         </w:rPr>
         <w:t xml:space="preserve">出處：</w:t>
       </w:r>
-      <w:hyperlink w:history="1" r:id="rIdjiczxvlvjl44exlx__viu">
+      <w:hyperlink w:history="1" r:id="rIdhwoipm_hhkubdxu-yszf3">
         <w:r>
           <w:rPr>
             <w:rStyle w:val="Hyperlink"/>
@@ -17073,7 +17073,7 @@
         </w:rPr>
         <w:t xml:space="preserve">出處：</w:t>
       </w:r>
-      <w:hyperlink w:history="1" r:id="rIdk2wpz-u7pyq1scquwvjez">
+      <w:hyperlink w:history="1" r:id="rIdvzod0znqwvhz78kftpgzm">
         <w:r>
           <w:rPr>
             <w:rStyle w:val="Hyperlink"/>
@@ -17149,7 +17149,7 @@
         </w:rPr>
         <w:t xml:space="preserve">出處：</w:t>
       </w:r>
-      <w:hyperlink w:history="1" r:id="rIddf_uaczyuvckol5jb-qjj">
+      <w:hyperlink w:history="1" r:id="rIdcha4fuwnqos5ltk8se26s">
         <w:r>
           <w:rPr>
             <w:rStyle w:val="Hyperlink"/>
@@ -17241,7 +17241,7 @@
         </w:rPr>
         <w:t xml:space="preserve">出處：</w:t>
       </w:r>
-      <w:hyperlink w:history="1" r:id="rIduienhyjzzilqctyapujx9">
+      <w:hyperlink w:history="1" r:id="rIdzr7o8ordeogxdy28srh2x">
         <w:r>
           <w:rPr>
             <w:rStyle w:val="Hyperlink"/>
@@ -17317,7 +17317,7 @@
         </w:rPr>
         <w:t xml:space="preserve">出處：</w:t>
       </w:r>
-      <w:hyperlink w:history="1" r:id="rIdz_emg7oxrcbffeue0s0kp">
+      <w:hyperlink w:history="1" r:id="rIdovy7n_rapavjlebz72ao8">
         <w:r>
           <w:rPr>
             <w:rStyle w:val="Hyperlink"/>
@@ -17393,7 +17393,7 @@
         </w:rPr>
         <w:t xml:space="preserve">出處：</w:t>
       </w:r>
-      <w:hyperlink w:history="1" r:id="rIdkqj-yr7rfcfnyvmjgi9xr">
+      <w:hyperlink w:history="1" r:id="rIdetgo2k1l-gtunt4wbs766">
         <w:r>
           <w:rPr>
             <w:rStyle w:val="Hyperlink"/>
@@ -17469,7 +17469,7 @@
         </w:rPr>
         <w:t xml:space="preserve">出處：</w:t>
       </w:r>
-      <w:hyperlink w:history="1" r:id="rIdnbzsi6pe7gzk5ls5q0_em">
+      <w:hyperlink w:history="1" r:id="rId2sdn6xew3xpkfhugprnas">
         <w:r>
           <w:rPr>
             <w:rStyle w:val="Hyperlink"/>
@@ -17545,7 +17545,7 @@
         </w:rPr>
         <w:t xml:space="preserve">出處：</w:t>
       </w:r>
-      <w:hyperlink w:history="1" r:id="rIdp70-srrh2oxt1dxszijpc">
+      <w:hyperlink w:history="1" r:id="rIda_ujimt7vlkgx4zif3mic">
         <w:r>
           <w:rPr>
             <w:rStyle w:val="Hyperlink"/>
@@ -17621,7 +17621,7 @@
         </w:rPr>
         <w:t xml:space="preserve">出處：</w:t>
       </w:r>
-      <w:hyperlink w:history="1" r:id="rIdzhevfkboht0qwkoijgwjl">
+      <w:hyperlink w:history="1" r:id="rIdsl4c64qvsyojmnphrdjte">
         <w:r>
           <w:rPr>
             <w:rStyle w:val="Hyperlink"/>
@@ -17697,7 +17697,7 @@
         </w:rPr>
         <w:t xml:space="preserve">出處：</w:t>
       </w:r>
-      <w:hyperlink w:history="1" r:id="rId-9fi80rw4ezj-p3ia2sh8">
+      <w:hyperlink w:history="1" r:id="rIdp3dgfy7opgepifga8ckei">
         <w:r>
           <w:rPr>
             <w:rStyle w:val="Hyperlink"/>
@@ -17773,7 +17773,7 @@
         </w:rPr>
         <w:t xml:space="preserve">出處：</w:t>
       </w:r>
-      <w:hyperlink w:history="1" r:id="rIdbomxpylorbibwcx0fnamr">
+      <w:hyperlink w:history="1" r:id="rIdofwquz0rmk1szghqhr_kw">
         <w:r>
           <w:rPr>
             <w:rStyle w:val="Hyperlink"/>
@@ -17865,7 +17865,7 @@
         </w:rPr>
         <w:t xml:space="preserve">出處：</w:t>
       </w:r>
-      <w:hyperlink w:history="1" r:id="rIdkkrthrfv19nspopxyvk4s">
+      <w:hyperlink w:history="1" r:id="rIdxlopnlrjk1imofunwvr6g">
         <w:r>
           <w:rPr>
             <w:rStyle w:val="Hyperlink"/>
@@ -17941,7 +17941,7 @@
         </w:rPr>
         <w:t xml:space="preserve">出處：</w:t>
       </w:r>
-      <w:hyperlink w:history="1" r:id="rIdwhqzcyhzc11qo5xclnazq">
+      <w:hyperlink w:history="1" r:id="rIdy2uad6m2jmf6-aw_rfhrj">
         <w:r>
           <w:rPr>
             <w:rStyle w:val="Hyperlink"/>
@@ -18017,7 +18017,7 @@
         </w:rPr>
         <w:t xml:space="preserve">出處：</w:t>
       </w:r>
-      <w:hyperlink w:history="1" r:id="rIdyoy5lk9ktnzbb4eonl2hl">
+      <w:hyperlink w:history="1" r:id="rIdujt8zv9ukfn3po4wvo1nb">
         <w:r>
           <w:rPr>
             <w:rStyle w:val="Hyperlink"/>
@@ -18093,7 +18093,7 @@
         </w:rPr>
         <w:t xml:space="preserve">出處：</w:t>
       </w:r>
-      <w:hyperlink w:history="1" r:id="rIdno6--pmpqchqv5okgbshz">
+      <w:hyperlink w:history="1" r:id="rIdtj4dq7afhp3xwrkd-a6lt">
         <w:r>
           <w:rPr>
             <w:rStyle w:val="Hyperlink"/>
@@ -18169,7 +18169,7 @@
         </w:rPr>
         <w:t xml:space="preserve">出處：</w:t>
       </w:r>
-      <w:hyperlink w:history="1" r:id="rIdy4fg8cprn86pylgu38tzi">
+      <w:hyperlink w:history="1" r:id="rIdb0l0fllqp8dgozrrikavl">
         <w:r>
           <w:rPr>
             <w:rStyle w:val="Hyperlink"/>
@@ -18245,7 +18245,7 @@
         </w:rPr>
         <w:t xml:space="preserve">出處：</w:t>
       </w:r>
-      <w:hyperlink w:history="1" r:id="rIdkvhhf2oe2nkrmgdwqsbdi">
+      <w:hyperlink w:history="1" r:id="rIdxrfjq3y1jwwmacbfa24pc">
         <w:r>
           <w:rPr>
             <w:rStyle w:val="Hyperlink"/>
@@ -18321,7 +18321,7 @@
         </w:rPr>
         <w:t xml:space="preserve">出處：</w:t>
       </w:r>
-      <w:hyperlink w:history="1" r:id="rIdtcdigfztlwvyyl8vcuapp">
+      <w:hyperlink w:history="1" r:id="rIdbsyegyri3swksrwgptrra">
         <w:r>
           <w:rPr>
             <w:rStyle w:val="Hyperlink"/>
@@ -18397,7 +18397,7 @@
         </w:rPr>
         <w:t xml:space="preserve">出處：</w:t>
       </w:r>
-      <w:hyperlink w:history="1" r:id="rIdkpkzaovp0ootvcyfawxdo">
+      <w:hyperlink w:history="1" r:id="rIdwsartok5pw5je2vi-gpyr">
         <w:r>
           <w:rPr>
             <w:rStyle w:val="Hyperlink"/>
@@ -18473,7 +18473,7 @@
         </w:rPr>
         <w:t xml:space="preserve">出處：</w:t>
       </w:r>
-      <w:hyperlink w:history="1" r:id="rId2ltg5_rnps_wx_q2ad_nu">
+      <w:hyperlink w:history="1" r:id="rIdzi2wmrv7iu4_1qcbml5jy">
         <w:r>
           <w:rPr>
             <w:rStyle w:val="Hyperlink"/>
@@ -18549,7 +18549,7 @@
         </w:rPr>
         <w:t xml:space="preserve">出處：</w:t>
       </w:r>
-      <w:hyperlink w:history="1" r:id="rIdh8elldmg1qqdvbcbqc7pf">
+      <w:hyperlink w:history="1" r:id="rIdfzdo8_mdc3qsoh_lxrkas">
         <w:r>
           <w:rPr>
             <w:rStyle w:val="Hyperlink"/>
@@ -18625,7 +18625,7 @@
         </w:rPr>
         <w:t xml:space="preserve">出處：</w:t>
       </w:r>
-      <w:hyperlink w:history="1" r:id="rId-9otn_un5jz-fqw5lmfcy">
+      <w:hyperlink w:history="1" r:id="rIdzaqcfyvnl0guzekb1bo93">
         <w:r>
           <w:rPr>
             <w:rStyle w:val="Hyperlink"/>
@@ -18701,7 +18701,7 @@
         </w:rPr>
         <w:t xml:space="preserve">出處：</w:t>
       </w:r>
-      <w:hyperlink w:history="1" r:id="rId4nbuduhz2rs5ro8jmwzww">
+      <w:hyperlink w:history="1" r:id="rId4e2coorflfkaz8f3fzzii">
         <w:r>
           <w:rPr>
             <w:rStyle w:val="Hyperlink"/>
@@ -18777,7 +18777,7 @@
         </w:rPr>
         <w:t xml:space="preserve">出處：</w:t>
       </w:r>
-      <w:hyperlink w:history="1" r:id="rIdwg-jl7gpdcpjumjbd2xub">
+      <w:hyperlink w:history="1" r:id="rIdw48kjegj5x-hdapktknaz">
         <w:r>
           <w:rPr>
             <w:rStyle w:val="Hyperlink"/>
@@ -18853,7 +18853,7 @@
         </w:rPr>
         <w:t xml:space="preserve">出處：</w:t>
       </w:r>
-      <w:hyperlink w:history="1" r:id="rIdeuqxstwipavyxjlcclx_9">
+      <w:hyperlink w:history="1" r:id="rIdx4seygfjby9ozue6nme6s">
         <w:r>
           <w:rPr>
             <w:rStyle w:val="Hyperlink"/>
